--- a/08-materiais/modelos/proposta-workshop-shadow-ai-modelo.docx
+++ b/08-materiais/modelos/proposta-workshop-shadow-ai-modelo.docx
@@ -619,7 +619,7 @@
           <w:sz w:val="22"/>
           <w:szCs w:val="22"/>
         </w:rPr>
-        <w:t xml:space="preserve">{{PRECO_WORKSHOP}}</w:t>
+        <w:t xml:space="preserve">R$ 14.000</w:t>
       </w:r>
       <w:r>
         <w:rPr>
@@ -632,7 +632,7 @@
           <w:sz w:val="22"/>
           <w:szCs w:val="22"/>
         </w:rPr>
-        <w:t xml:space="preserve"> — inclui tudo acima, até 30 participantes. Faturamento: 50% na assinatura, 50% em até 10 dias úteis após o debrief.</w:t>
+        <w:t xml:space="preserve"> (faixa R$ 12–16 mil conforme porte) — inclui tudo acima, até 30 participantes. Faturamento: 50% na assinatura, 50% em até 10 dias úteis após o debrief.</w:t>
       </w:r>
     </w:p>
     <w:p>
